--- a/document_templates/russian_library/Исковые_заявления/Трудовые_споры/шаблон_Исковое_заявление_о_взыскании_заработной_платы.docx
+++ b/document_templates/russian_library/Исковые_заявления/Трудовые_споры/шаблон_Исковое_заявление_о_взыскании_заработной_платы.docx
@@ -37,7 +37,7 @@
           <w:szCs w:val="24"/>
           <w:lang w:val="en-US"/>
         </w:rPr>
-        <w:t>{{ court_w_t_w_r_w_r_w_rsidr_00220a1e_w_rpr_w_rfonts_w_ascii_times_new_roman_w_hansi_times_new_roman_w_cs_times_new_roman_w_sz_w_val_24_w_szcs_w_val_24_w_lang_w_val_en_us_w_rpr_w_t_w_t_w_r_w_r_w_rsidr_007f39dc_w_rpr_w_rfonts_w_ascii_times_new_roman_w_hansi_times_new_roman_w_cs_times_new_roman_w_sz_w_val_24_w_szcs_w_val_24_w_lang_w_val_en_us_w_rpr_w_t_name }}</w:t>
+        <w:t/>
       </w:r>
     </w:p>
     <w:p>
@@ -51,15 +51,14 @@
           <w:lang w:val="en-US"/>
         </w:rPr>
       </w:pPr>
-      <w:proofErr w:type="gramStart"/>
-      <w:r>
-        <w:rPr>
-          <w:rFonts w:ascii="Times New Roman" w:hAnsi="Times New Roman" w:cs="Times New Roman"/>
-          <w:sz w:val="24"/>
-          <w:szCs w:val="24"/>
-          <w:lang w:val="en-US"/>
-        </w:rPr>
-        <w:t xml:space="preserve">{{ w_t_w_r_w_prooferr_w_type_spellstart_w_r_w_rpr_w_rfonts_w_ascii_times_new_roman_w_hansi_times_new_roman_w_cs_times_new_roman_w_sz_w_val_24_w_szcs_w_val_24_w_lang_w_val_en_us_w_rpr_w_t_court_w_t_w_r_w_prooferr_w_type_gramend_w_r_w_rsidr_001c7cfc_w_rpr_w_rfonts_w_ascii_times_new_roman_w_hansi_times_new_roman_w_cs_times_new_roman_w_sz_w_val_24_w_szcs_w_val_24_w_lang_w_val_en_us_w_rpr_w_t_w_t_w_r_w_r_w_rpr_w_rfonts_w_ascii_times_new_roman_w_hansi_times_new_roman_w_cs_times_new_roman_w_sz_w_val_24_w_szcs_w_val_24_w_lang_w_val_en_us_w_rpr_w_t_address_w_t_w_r_w_prooferr_w_type_spellend_w_r_w_rpr_w_rfonts_w_ascii_times_new_roman_w_hansi_times_new_roman_w_cs_times_new_roman_w_sz_w_val_24_w_szcs_w_val_24_w_lang_w_val_en_us_w_rpr_w_t_xml_space_preserve }}.</w:t>
+      <w:r>
+        <w:rPr>
+          <w:rFonts w:ascii="Times New Roman" w:hAnsi="Times New Roman" w:cs="Times New Roman"/>
+          <w:sz w:val="24"/>
+          <w:szCs w:val="24"/>
+          <w:lang w:val="en-US"/>
+        </w:rPr>
+        <w:t xml:space="preserve">{{ court_address }}.</w:t>
       </w:r>
     </w:p>
     <w:p>
@@ -152,7 +151,7 @@
           <w:szCs w:val="24"/>
           <w:lang w:val="en-US"/>
         </w:rPr>
-        <w:t xml:space="preserve">{{ w_t_w_r_w_prooferr_w_type_spellstart_w_r_w_rsidr_007f39dc_w_rpr_w_rfonts_w_ascii_times_new_roman_w_hansi_times_new_roman_w_cs_times_new_roman_w_sz_w_val_24_w_szcs_w_val_24_w_lang_w_val_en_us_w_rpr_w_t_plaintiff_w_t_w_r_w_r_w_rsidr_001c7cfc_w_rpr_w_rfonts_w_ascii_times_new_roman_w_hansi_times_new_roman_w_cs_times_new_roman_w_sz_w_val_24_w_szcs_w_val_24_w_lang_w_val_en_us_w_rpr_w_t_w_t_w_r_w_r_w_rsidr_007f39dc_w_rpr_w_rfonts_w_ascii_times_new_roman_w_hansi_times_new_roman_w_cs_times_new_roman_w_sz_w_val_24_w_szcs_w_val_24_w_lang_w_val_en_us_w_rpr_w_t_representative_w_t_w_r_w_prooferr_w_type_spellend_w_r_w_rsidr_007f39dc_w_rpr_w_rfonts_w_ascii_times_new_roman_w_hansi_times_new_roman_w_cs_times_new_roman_w_sz_w_val_24_w_szcs_w_val_24_w_lang_w_val_en_us_w_rpr_w_t_xml_space_preserve }}</w:t>
+        <w:t xml:space="preserve">{{ plaintiff_representative }}</w:t>
       </w:r>
     </w:p>
     <w:p>
@@ -204,15 +203,14 @@
           <w:lang w:val="en-US"/>
         </w:rPr>
       </w:pPr>
-      <w:proofErr w:type="gramStart"/>
-      <w:r>
-        <w:rPr>
-          <w:rFonts w:ascii="Times New Roman" w:hAnsi="Times New Roman" w:cs="Times New Roman"/>
-          <w:sz w:val="24"/>
-          <w:szCs w:val="24"/>
-          <w:lang w:val="en-US"/>
-        </w:rPr>
-        <w:t xml:space="preserve">{{ w_t_w_r_w_prooferr_w_type_spellstart_w_r_w_rpr_w_rfonts_w_ascii_times_new_roman_w_hansi_times_new_roman_w_cs_times_new_roman_w_sz_w_val_24_w_szcs_w_val_24_w_lang_w_val_en_us_w_rpr_w_t_defendant_w_t_w_r_w_prooferr_w_type_gramend_w_r_w_rsidr_001c7cfc_w_rpr_w_rfonts_w_ascii_times_new_roman_w_hansi_times_new_roman_w_cs_times_new_roman_w_sz_w_val_24_w_szcs_w_val_24_w_lang_w_val_en_us_w_rpr_w_t_w_t_w_r_w_r_w_rpr_w_rfonts_w_ascii_times_new_roman_w_hansi_times_new_roman_w_cs_times_new_roman_w_sz_w_val_24_w_szcs_w_val_24_w_lang_w_val_en_us_w_rpr_w_t_id_w_t_w_r_w_prooferr_w_type_spellend_w_r_w_rpr_w_rfonts_w_ascii_times_new_roman_w_hansi_times_new_roman_w_cs_times_new_roman_w_sz_w_val_24_w_szcs_w_val_24_w_lang_w_val_en_us_w_rpr_w_t_xml_space_preserve }}</w:t>
+      <w:r>
+        <w:rPr>
+          <w:rFonts w:ascii="Times New Roman" w:hAnsi="Times New Roman" w:cs="Times New Roman"/>
+          <w:sz w:val="24"/>
+          <w:szCs w:val="24"/>
+          <w:lang w:val="en-US"/>
+        </w:rPr>
+        <w:t xml:space="preserve">{{ defendant_id }}</w:t>
       </w:r>
     </w:p>
     <w:p>
@@ -267,7 +265,7 @@
           <w:szCs w:val="24"/>
           <w:lang w:val="en-US"/>
         </w:rPr>
-        <w:t xml:space="preserve">{{ w_t_w_r_w_prooferr_w_type_spellstart_w_r_w_rsidr_007f39dc_w_rpr_w_rfonts_w_ascii_times_new_roman_w_hansi_times_new_roman_w_cs_times_new_roman_w_sz_w_val_24_w_szcs_w_val_24_w_lang_w_val_en_us_w_rpr_w_t_registration_w_t_w_r_w_r_w_rsidr_001c7cfc_w_rpr_w_rfonts_w_ascii_times_new_roman_w_hansi_times_new_roman_w_cs_times_new_roman_w_sz_w_val_24_w_szcs_w_val_24_w_lang_w_val_en_us_w_rpr_w_t_w_t_w_r_w_r_w_rsidr_007f39dc_w_rpr_w_rfonts_w_ascii_times_new_roman_w_hansi_times_new_roman_w_cs_times_new_roman_w_sz_w_val_24_w_szcs_w_val_24_w_lang_w_val_en_us_w_rpr_w_t_address_w_t_w_r_w_prooferr_w_type_spellend_w_r_w_rsidr_007f39dc_w_rpr_w_rfonts_w_ascii_times_new_roman_w_hansi_times_new_roman_w_cs_times_new_roman_w_sz_w_val_24_w_szcs_w_val_24_w_lang_w_val_en_us_w_rpr_w_t_xml_space_preserve }}</w:t>
+        <w:t xml:space="preserve">{{ registration_address }}</w:t>
       </w:r>
     </w:p>
     <w:p>
@@ -311,7 +309,7 @@
           <w:sz w:val="24"/>
           <w:szCs w:val="24"/>
         </w:rPr>
-        <w:t xml:space="preserve">{{ w_t_w_r_w_r_w_rsidr_007f39dc_w_rpr_w_rfonts_w_ascii_times_new_roman_w_hansi_times_new_roman_w_cs_times_new_roman_w_sz_w_val_24_w_szcs_w_val_24_w_lang_w_val_en_us_w_rpr_w_t_plaintiff_w_t_w_r_w_r_w_rsidr_007f39dc_w_rsidrpr_007f39dc_w_rpr_w_rfonts_w_ascii_times_new_roman_w_hansi_times_new_roman_w_cs_times_new_roman_w_sz_w_val_24_w_szcs_w_val_24_w_rpr_w_t_xml_space_preserve }}</w:t>
+        <w:t xml:space="preserve">{{ plaintiff }}</w:t>
       </w:r>
       <w:r>
         <w:rPr>
@@ -327,7 +325,7 @@
           <w:sz w:val="24"/>
           <w:szCs w:val="24"/>
         </w:rPr>
-        <w:t xml:space="preserve">{{ w_t_w_r_w_r_w_rsidr_007f39dc_w_rpr_w_rfonts_w_ascii_times_new_roman_w_hansi_times_new_roman_w_cs_times_new_roman_w_sz_w_val_24_w_szcs_w_val_24_w_lang_w_val_en_us_w_rpr_w_t_job_w_t_w_r_w_r_w_rsidr_001c7cfc_w_rsidrpr_001c7cfc_w_rpr_w_rfonts_w_ascii_times_new_roman_w_hansi_times_new_roman_w_cs_times_new_roman_w_sz_w_val_24_w_szcs_w_val_24_w_rpr_w_t_w_t_w_r_w_r_w_rsidr_00983aa2_w_rpr_w_rfonts_w_ascii_times_new_roman_w_hansi_times_new_roman_w_cs_times_new_roman_w_sz_w_val_24_w_szcs_w_val_24_w_lang_w_val_en_us_w_rpr_w_t_t_w_t_w_r_w_r_w_rsidr_007f39dc_w_rpr_w_rfonts_w_ascii_times_new_roman_w_hansi_times_new_roman_w_cs_times_new_roman_w_sz_w_val_24_w_szcs_w_val_24_w_lang_w_val_en_us_w_rpr_w_t_itle_w_t_w_r_w_r_w_rsidr_007f39dc_w_rsidrpr_007f39dc_w_rpr_w_rfonts_w_ascii_times_new_roman_w_hansi_times_new_roman_w_cs_times_new_roman_w_sz_w_val_24_w_szcs_w_val_24_w_rpr_w_t_xml_space_preserve }} </w:t>
+        <w:t xml:space="preserve">{{ job_title }} </w:t>
       </w:r>
       <w:r>
         <w:rPr>
@@ -343,7 +341,7 @@
           <w:sz w:val="24"/>
           <w:szCs w:val="24"/>
         </w:rPr>
-        <w:t xml:space="preserve">{{ w_t_w_r_w_r_w_rsidr_007f39dc_w_rpr_w_rfonts_w_ascii_times_new_roman_w_hansi_times_new_roman_w_cs_times_new_roman_w_sz_w_val_24_w_szcs_w_val_24_w_lang_w_val_en_us_w_rpr_w_t_work_w_t_w_r_w_r_w_rsidr_001c7cfc_w_rsidrpr_001c7cfc_w_rpr_w_rfonts_w_ascii_times_new_roman_w_hansi_times_new_roman_w_cs_times_new_roman_w_sz_w_val_24_w_szcs_w_val_24_w_rpr_w_t_w_t_w_r_w_r_w_rsidr_007f39dc_w_rpr_w_rfonts_w_ascii_times_new_roman_w_hansi_times_new_roman_w_cs_times_new_roman_w_sz_w_val_24_w_szcs_w_val_24_w_lang_w_val_en_us_w_rpr_w_t_place_w_t_w_r_w_r_w_rsidr_007f39dc_w_rsidrpr_007f39dc_w_rpr_w_rfonts_w_ascii_times_new_roman_w_hansi_times_new_roman_w_cs_times_new_roman_w_sz_w_val_24_w_szcs_w_val_24_w_rpr_w_t_xml_space_preserve }} </w:t>
+        <w:t xml:space="preserve">{{ work_place }} </w:t>
       </w:r>
       <w:r>
         <w:rPr>
@@ -359,7 +357,7 @@
           <w:sz w:val="24"/>
           <w:szCs w:val="24"/>
         </w:rPr>
-        <w:t xml:space="preserve">{{ w_t_w_r_w_r_w_rsidr_007f39dc_w_rpr_w_rfonts_w_ascii_times_new_roman_w_hansi_times_new_roman_w_cs_times_new_roman_w_sz_w_val_24_w_szcs_w_val_24_w_lang_w_val_en_us_w_rpr_w_t_date_w_t_w_r_w_r_w_rsidr_001c7cfc_w_rsidrpr_001c7cfc_w_rpr_w_rfonts_w_ascii_times_new_roman_w_hansi_times_new_roman_w_cs_times_new_roman_w_sz_w_val_24_w_szcs_w_val_24_w_rpr_w_t_w_t_w_r_w_r_w_rsidr_007f39dc_w_rpr_w_rfonts_w_ascii_times_new_roman_w_hansi_times_new_roman_w_cs_times_new_roman_w_sz_w_val_24_w_szcs_w_val_24_w_lang_w_val_en_us_w_rpr_w_t_from_w_t_w_r_w_r_w_rsidr_007f39dc_w_rsidrpr_007f39dc_w_rpr_w_rfonts_w_ascii_times_new_roman_w_hansi_times_new_roman_w_cs_times_new_roman_w_sz_w_val_24_w_szcs_w_val_24_w_rpr_w_t_xml_space_preserve }}</w:t>
+        <w:t xml:space="preserve">{{ date_from }}</w:t>
       </w:r>
       <w:r>
         <w:rPr>
@@ -375,7 +373,7 @@
           <w:sz w:val="24"/>
           <w:szCs w:val="24"/>
         </w:rPr>
-        <w:t xml:space="preserve">{{ w_t_w_r_w_r_w_rsidr_007f39dc_w_rpr_w_rfonts_w_ascii_times_new_roman_w_hansi_times_new_roman_w_cs_times_new_roman_w_sz_w_val_24_w_szcs_w_val_24_w_lang_w_val_en_us_w_rpr_w_t_date_w_t_w_r_w_r_w_rsidr_001c7cfc_w_rsidrpr_001c7cfc_w_rpr_w_rfonts_w_ascii_times_new_roman_w_hansi_times_new_roman_w_cs_times_new_roman_w_sz_w_val_24_w_szcs_w_val_24_w_rpr_w_t_w_t_w_r_w_r_w_rsidr_001c7cfc_w_rpr_w_rfonts_w_ascii_times_new_roman_w_hansi_times_new_roman_w_cs_times_new_roman_w_sz_w_val_24_w_szcs_w_val_24_w_lang_w_val_en_us_w_rpr_w_t_t_w_t_w_r_w_r_w_rsidr_007f39dc_w_rpr_w_rfonts_w_ascii_times_new_roman_w_hansi_times_new_roman_w_cs_times_new_roman_w_sz_w_val_24_w_szcs_w_val_24_w_lang_w_val_en_us_w_rpr_w_t_o_w_t_w_r_w_r_w_rsidr_007f39dc_w_rsidrpr_007f39dc_w_rpr_w_rfonts_w_ascii_times_new_roman_w_hansi_times_new_roman_w_cs_times_new_roman_w_sz_w_val_24_w_szcs_w_val_24_w_rpr_w_t_xml_space_preserve }}</w:t>
+        <w:t xml:space="preserve">{{ date_to }}</w:t>
       </w:r>
       <w:r>
         <w:rPr>
@@ -391,7 +389,7 @@
           <w:sz w:val="24"/>
           <w:szCs w:val="24"/>
         </w:rPr>
-        <w:t xml:space="preserve">{{ w_t_w_r_w_r_w_rsidr_007f39dc_w_rpr_w_rfonts_w_ascii_times_new_roman_w_hansi_times_new_roman_w_cs_times_new_roman_w_sz_w_val_24_w_szcs_w_val_24_w_lang_w_val_en_us_w_rpr_w_t_name_w_t_w_r_w_r_w_rsidr_001c7cfc_w_rsidrpr_001c7cfc_w_rpr_w_rfonts_w_ascii_times_new_roman_w_hansi_times_new_roman_w_cs_times_new_roman_w_sz_w_val_24_w_szcs_w_val_24_w_rpr_w_t_w_t_w_r_w_r_w_rsidr_007f39dc_w_rpr_w_rfonts_w_ascii_times_new_roman_w_hansi_times_new_roman_w_cs_times_new_roman_w_sz_w_val_24_w_szcs_w_val_24_w_lang_w_val_en_us_w_rpr_w_t_org_w_t_w_r_w_r_w_rsidr_007f39dc_w_rsidrpr_007f39dc_w_rpr_w_rfonts_w_ascii_times_new_roman_w_hansi_times_new_roman_w_cs_times_new_roman_w_sz_w_val_24_w_szcs_w_val_24_w_rpr_w_t_xml_space_preserve }}</w:t>
+        <w:t xml:space="preserve">{{ name_org }}</w:t>
       </w:r>
       <w:r>
         <w:rPr>
@@ -407,7 +405,7 @@
           <w:sz w:val="24"/>
           <w:szCs w:val="24"/>
         </w:rPr>
-        <w:t xml:space="preserve">{{ w_t_w_r_w_r_w_rsidr_007f39dc_w_rpr_w_rfonts_w_ascii_times_new_roman_w_hansi_times_new_roman_w_cs_times_new_roman_w_sz_w_val_24_w_szcs_w_val_24_w_lang_w_val_en_us_w_rpr_w_t_name_w_t_w_r_w_r_w_rsidr_001c7cfc_w_rsidrpr_001c7cfc_w_rpr_w_rfonts_w_ascii_times_new_roman_w_hansi_times_new_roman_w_cs_times_new_roman_w_sz_w_val_24_w_szcs_w_val_24_w_rpr_w_t_w_t_w_r_w_r_w_rsidr_00983aa2_w_rpr_w_rfonts_w_ascii_times_new_roman_w_hansi_times_new_roman_w_cs_times_new_roman_w_sz_w_val_24_w_szcs_w_val_24_w_lang_w_val_en_us_w_rpr_w_t_d_w_t_w_r_w_r_w_rsidr_007f39dc_w_rpr_w_rfonts_w_ascii_times_new_roman_w_hansi_times_new_roman_w_cs_times_new_roman_w_sz_w_val_24_w_szcs_w_val_24_w_lang_w_val_en_us_w_rpr_w_t_irector_w_t_w_r_w_r_w_rsidr_007f39dc_w_rsidrpr_007f39dc_w_rpr_w_rfonts_w_ascii_times_new_roman_w_hansi_times_new_roman_w_cs_times_new_roman_w_sz_w_val_24_w_szcs_w_val_24_w_rpr_w_t_xml_space_preserve }}</w:t>
+        <w:t xml:space="preserve">{{ name_director }}</w:t>
       </w:r>
       <w:r>
         <w:rPr>
@@ -423,7 +421,7 @@
           <w:sz w:val="24"/>
           <w:szCs w:val="24"/>
         </w:rPr>
-        <w:t xml:space="preserve"> {{ w_t_w_r_w_r_w_rsidr_007f39dc_w_rpr_w_rfonts_w_ascii_times_new_roman_w_hansi_times_new_roman_w_cs_times_new_roman_w_sz_w_val_24_w_szcs_w_val_24_w_lang_w_val_en_us_w_rpr_w_t_article_w_t_w_r_w_r_w_rsidr_001c7cfc_w_rsidrpr_001c7cfc_w_rpr_w_rfonts_w_ascii_times_new_roman_w_hansi_times_new_roman_w_cs_times_new_roman_w_sz_w_val_24_w_szcs_w_val_24_w_rpr_w_t_w_t_w_r_w_r_w_rsidr_007f39dc_w_rpr_w_rfonts_w_ascii_times_new_roman_w_hansi_times_new_roman_w_cs_times_new_roman_w_sz_w_val_24_w_szcs_w_val_24_w_lang_w_val_en_us_w_rpr_w_t_in_w_t_w_r_w_r_w_rsidr_001c7cfc_w_rsidrpr_001c7cfc_w_rpr_w_rfonts_w_ascii_times_new_roman_w_hansi_times_new_roman_w_cs_times_new_roman_w_sz_w_val_24_w_szcs_w_val_24_w_rpr_w_t_w_t_w_r_w_r_w_rsidr_007f39dc_w_rpr_w_rfonts_w_ascii_times_new_roman_w_hansi_times_new_roman_w_cs_times_new_roman_w_sz_w_val_24_w_szcs_w_val_24_w_lang_w_val_en_us_w_rpr_w_t_law_w_t_w_r_w_r_w_rsidr_007f39dc_w_rsidrpr_007f39dc_w_rpr_w_rfonts_w_ascii_times_new_roman_w_hansi_times_new_roman_w_cs_times_new_roman_w_sz_w_val_24_w_szcs_w_val_24_w_rpr_w_t_xml_space_preserve }}</w:t>
+        <w:t xml:space="preserve"> {{ article_in_law }}</w:t>
       </w:r>
       <w:r>
         <w:rPr>
@@ -439,7 +437,7 @@
           <w:sz w:val="24"/>
           <w:szCs w:val="24"/>
         </w:rPr>
-        <w:t xml:space="preserve">{{ w_t_w_r_w_r_w_rsidr_007f39dc_w_rpr_w_rfonts_w_ascii_times_new_roman_w_hansi_times_new_roman_w_cs_times_new_roman_w_sz_w_val_24_w_szcs_w_val_24_w_lang_w_val_en_us_w_rpr_w_t_reason_w_t_w_r_w_r_w_rsidr_007f39dc_w_rsidrpr_007f39dc_w_rpr_w_rfonts_w_ascii_times_new_roman_w_hansi_times_new_roman_w_cs_times_new_roman_w_sz_w_val_24_w_szcs_w_val_24_w_rpr_w_t_xml_space_preserve }}</w:t>
+        <w:t xml:space="preserve">{{ reason }}</w:t>
       </w:r>
       <w:r>
         <w:rPr>
@@ -455,7 +453,7 @@
           <w:sz w:val="24"/>
           <w:szCs w:val="24"/>
         </w:rPr>
-        <w:t xml:space="preserve"> {{ w_t_w_r_w_r_w_rsidr_007f39dc_w_rpr_w_rfonts_w_ascii_times_new_roman_w_hansi_times_new_roman_w_cs_times_new_roman_w_sz_w_val_24_w_szcs_w_val_24_w_lang_w_val_en_us_w_rpr_w_t_proof_w_t_w_r_w_r_w_rsidr_007f39dc_w_rsidrpr_007f39dc_w_rpr_w_rfonts_w_ascii_times_new_roman_w_hansi_times_new_roman_w_cs_times_new_roman_w_sz_w_val_24_w_szcs_w_val_24_w_rpr_w_t_xml_space_preserve }}</w:t>
+        <w:t xml:space="preserve"> {{ proof }}</w:t>
       </w:r>
       <w:r>
         <w:rPr>
@@ -489,7 +487,7 @@
           <w:sz w:val="24"/>
           <w:szCs w:val="24"/>
         </w:rPr>
-        <w:t xml:space="preserve">{{ w_t_w_r_w_r_w_rsidr_007f39dc_w_rpr_w_rfonts_w_ascii_times_new_roman_w_hansi_times_new_roman_w_cs_times_new_roman_w_sz_w_val_24_w_szcs_w_val_24_w_lang_w_val_en_us_w_rpr_w_t_tex_w_t_w_r_w_r_w_rsidr_001c7cfc_w_rpr_w_rfonts_w_ascii_times_new_roman_w_hansi_times_new_roman_w_cs_times_new_roman_w_sz_w_val_24_w_szcs_w_val_24_w_lang_w_val_en_us_w_rpr_w_t_t_w_t_w_r_w_r_w_rsidr_001c7cfc_w_rsidrpr_001c7cfc_w_rpr_w_rfonts_w_ascii_times_new_roman_w_hansi_times_new_roman_w_cs_times_new_roman_w_sz_w_val_24_w_szcs_w_val_24_w_rpr_w_t_w_t_w_r_w_r_w_rsidr_007f39dc_w_rpr_w_rfonts_w_ascii_times_new_roman_w_hansi_times_new_roman_w_cs_times_new_roman_w_sz_w_val_24_w_szcs_w_val_24_w_lang_w_val_en_us_w_rpr_w_t_period_w_t_w_r_w_r_w_rsidr_007f39dc_w_rsidrpr_007f39dc_w_rpr_w_rfonts_w_ascii_times_new_roman_w_hansi_times_new_roman_w_cs_times_new_roman_w_sz_w_val_24_w_szcs_w_val_24_w_rpr_w_t_xml_space_preserve }}</w:t>
+        <w:t xml:space="preserve">{{ text_period }}</w:t>
       </w:r>
       <w:r>
         <w:rPr>
@@ -505,7 +503,7 @@
           <w:sz w:val="24"/>
           <w:szCs w:val="24"/>
         </w:rPr>
-        <w:t xml:space="preserve">{{ w_t_w_r_w_r_w_rsidr_007f39dc_w_rpr_w_rfonts_w_ascii_times_new_roman_w_hansi_times_new_roman_w_cs_times_new_roman_w_sz_w_val_24_w_szcs_w_val_24_w_lang_w_val_en_us_w_rpr_w_t_date_w_t_w_r_w_r_w_rsidr_001c7cfc_w_rsidrpr_001c7cfc_w_rpr_w_rfonts_w_ascii_times_new_roman_w_hansi_times_new_roman_w_cs_times_new_roman_w_sz_w_val_24_w_szcs_w_val_24_w_rpr_w_t_w_t_w_r_w_r_w_rsidr_007f39dc_w_rpr_w_rfonts_w_ascii_times_new_roman_w_hansi_times_new_roman_w_cs_times_new_roman_w_sz_w_val_24_w_szcs_w_val_24_w_lang_w_val_en_us_w_rpr_w_t_no_w_t_w_r_w_r_w_rsidr_001c7cfc_w_rsidrpr_001c7cfc_w_rpr_w_rfonts_w_ascii_times_new_roman_w_hansi_times_new_roman_w_cs_times_new_roman_w_sz_w_val_24_w_szcs_w_val_24_w_rpr_w_t_w_t_w_r_w_r_w_rsidr_007f39dc_w_rpr_w_rfonts_w_ascii_times_new_roman_w_hansi_times_new_roman_w_cs_times_new_roman_w_sz_w_val_24_w_szcs_w_val_24_w_lang_w_val_en_us_w_rpr_w_t_paid_w_t_w_r_w_r_w_rsidr_001c7cfc_w_rsidrpr_001c7cfc_w_rpr_w_rfonts_w_ascii_times_new_roman_w_hansi_times_new_roman_w_cs_times_new_roman_w_sz_w_val_24_w_szcs_w_val_24_w_rpr_w_t_w_t_w_r_w_r_w_rsidr_007f39dc_w_rpr_w_rfonts_w_ascii_times_new_roman_w_hansi_times_new_roman_w_cs_times_new_roman_w_sz_w_val_24_w_szcs_w_val_24_w_lang_w_val_en_us_w_rpr_w_t_from_w_t_w_r_w_r_w_rsidr_007f39dc_w_rsidrpr_007f39dc_w_rpr_w_rfonts_w_ascii_times_new_roman_w_hansi_times_new_roman_w_cs_times_new_roman_w_sz_w_val_24_w_szcs_w_val_24_w_rpr_w_t_xml_space_preserve }}</w:t>
+        <w:t xml:space="preserve">{{ date_no_paid_from }}</w:t>
       </w:r>
       <w:r>
         <w:rPr>
@@ -521,7 +519,7 @@
           <w:sz w:val="24"/>
           <w:szCs w:val="24"/>
         </w:rPr>
-        <w:t xml:space="preserve">{{ w_t_w_r_w_r_w_rsidr_007f39dc_w_rpr_w_rfonts_w_ascii_times_new_roman_w_hansi_times_new_roman_w_cs_times_new_roman_w_sz_w_val_24_w_szcs_w_val_24_w_lang_w_val_en_us_w_rpr_w_t_date_w_t_w_r_w_r_w_rsidr_001c7cfc_w_rsidrpr_001c7cfc_w_rpr_w_rfonts_w_ascii_times_new_roman_w_hansi_times_new_roman_w_cs_times_new_roman_w_sz_w_val_24_w_szcs_w_val_24_w_rpr_w_t_w_t_w_r_w_r_w_rsidr_007f39dc_w_rpr_w_rfonts_w_ascii_times_new_roman_w_hansi_times_new_roman_w_cs_times_new_roman_w_sz_w_val_24_w_szcs_w_val_24_w_lang_w_val_en_us_w_rpr_w_t_no_w_t_w_r_w_r_w_rsidr_001c7cfc_w_rsidrpr_001c7cfc_w_rpr_w_rfonts_w_ascii_times_new_roman_w_hansi_times_new_roman_w_cs_times_new_roman_w_sz_w_val_24_w_szcs_w_val_24_w_rpr_w_t_w_t_w_r_w_r_w_rsidr_007f39dc_w_rpr_w_rfonts_w_ascii_times_new_roman_w_hansi_times_new_roman_w_cs_times_new_roman_w_sz_w_val_24_w_szcs_w_val_24_w_lang_w_val_en_us_w_rpr_w_t_paid_w_t_w_r_w_r_w_rsidr_001c7cfc_w_rsidrpr_001c7cfc_w_rpr_w_rfonts_w_ascii_times_new_roman_w_hansi_times_new_roman_w_cs_times_new_roman_w_sz_w_val_24_w_szcs_w_val_24_w_rpr_w_t_w_t_w_r_w_r_w_rsidr_007f39dc_w_rpr_w_rfonts_w_ascii_times_new_roman_w_hansi_times_new_roman_w_cs_times_new_roman_w_sz_w_val_24_w_szcs_w_val_24_w_lang_w_val_en_us_w_rpr_w_t_to_w_t_w_r_w_r_w_rsidr_007f39dc_w_rsidrpr_007f39dc_w_rpr_w_rfonts_w_ascii_times_new_roman_w_hansi_times_new_roman_w_cs_times_new_roman_w_sz_w_val_24_w_szcs_w_val_24_w_rpr_w_t_xml_space_preserve }}</w:t>
+        <w:t xml:space="preserve">{{ date_no_paid_to }}</w:t>
       </w:r>
       <w:r>
         <w:rPr>
@@ -537,7 +535,7 @@
           <w:sz w:val="24"/>
           <w:szCs w:val="24"/>
         </w:rPr>
-        <w:t xml:space="preserve"> {{ w_t_w_r_w_r_w_rsidr_007f39dc_w_rpr_w_rfonts_w_ascii_times_new_roman_w_hansi_times_new_roman_w_cs_times_new_roman_w_sz_w_val_24_w_szcs_w_val_24_w_rpr_w_t_xml_space_preserve_w_t_w_r_w_r_w_rsidr_007f39dc_w_rpr_w_rfonts_w_ascii_times_new_roman_w_hansi_times_new_roman_w_cs_times_new_roman_w_sz_w_val_24_w_szcs_w_val_24_w_lang_w_val_en_us_w_rpr_w_t_amount_w_t_w_r_w_r_w_rsidr_001c7cfc_w_rsidrpr_001c7cfc_w_rpr_w_rfonts_w_ascii_times_new_roman_w_hansi_times_new_roman_w_cs_times_new_roman_w_sz_w_val_24_w_szcs_w_val_24_w_rpr_w_t_w_t_w_r_w_r_w_rsidr_007f39dc_w_rpr_w_rfonts_w_ascii_times_new_roman_w_hansi_times_new_roman_w_cs_times_new_roman_w_sz_w_val_24_w_szcs_w_val_24_w_lang_w_val_en_us_w_rpr_w_t_of_w_t_w_r_w_r_w_rsidr_001c7cfc_w_rsidrpr_001c7cfc_w_rpr_w_rfonts_w_ascii_times_new_roman_w_hansi_times_new_roman_w_cs_times_new_roman_w_sz_w_val_24_w_szcs_w_val_24_w_rpr_w_t_w_t_w_r_w_r_w_rsidr_001c7cfc_w_rpr_w_rfonts_w_ascii_times_new_roman_w_hansi_times_new_roman_w_cs_times_new_roman_w_sz_w_val_24_w_szcs_w_val_24_w_lang_w_val_en_us_w_rpr_w_t_d_w_t_w_r_w_r_w_rsidr_007f39dc_w_rpr_w_rfonts_w_ascii_times_new_roman_w_hansi_times_new_roman_w_cs_times_new_roman_w_sz_w_val_24_w_szcs_w_val_24_w_lang_w_val_en_us_w_rpr_w_t_ebt_w_t_w_r_w_r_w_rsidr_007f39dc_w_rsidrpr_007f39dc_w_rpr_w_rfonts_w_ascii_times_new_roman_w_hansi_times_new_roman_w_cs_times_new_roman_w_sz_w_val_24_w_szcs_w_val_24_w_rpr_w_t_xml_space_preserve }}</w:t>
+        <w:t xml:space="preserve"> {{ amount_of_debt }}</w:t>
       </w:r>
       <w:r>
         <w:rPr>
@@ -596,7 +594,7 @@
           <w:sz w:val="24"/>
           <w:szCs w:val="24"/>
         </w:rPr>
-        <w:t xml:space="preserve">{{ w_t_w_r_w_r_w_rsidr_007f39dc_w_rpr_w_rfonts_w_ascii_times_new_roman_w_hansi_times_new_roman_w_cs_times_new_roman_w_sz_w_val_24_w_szcs_w_val_24_w_lang_w_val_en_us_w_rpr_w_t_amount_w_t_w_r_w_r_w_rsidr_001c7cfc_w_rsidrpr_001c7cfc_w_rpr_w_rfonts_w_ascii_times_new_roman_w_hansi_times_new_roman_w_cs_times_new_roman_w_sz_w_val_24_w_szcs_w_val_24_w_rpr_w_t_w_t_w_r_w_r_w_rsidr_007f39dc_w_rpr_w_rfonts_w_ascii_times_new_roman_w_hansi_times_new_roman_w_cs_times_new_roman_w_sz_w_val_24_w_szcs_w_val_24_w_lang_w_val_en_us_w_rpr_w_t_of_w_t_w_r_w_r_w_rsidr_001c7cfc_w_rsidrpr_001c7cfc_w_rpr_w_rfonts_w_ascii_times_new_roman_w_hansi_times_new_roman_w_cs_times_new_roman_w_sz_w_val_24_w_szcs_w_val_24_w_rpr_w_t_w_t_w_r_w_r_w_rsidr_007f39dc_w_rpr_w_rfonts_w_ascii_times_new_roman_w_hansi_times_new_roman_w_cs_times_new_roman_w_sz_w_val_24_w_szcs_w_val_24_w_lang_w_val_en_us_w_rpr_w_t_recovery_w_t_w_r_w_r_w_rsidr_001c7cfc_w_rsidrpr_001c7cfc_w_rpr_w_rfonts_w_ascii_times_new_roman_w_hansi_times_new_roman_w_cs_times_new_roman_w_sz_w_val_24_w_szcs_w_val_24_w_rpr_w_t_w_t_w_r_w_r_w_rsidr_007f39dc_w_rpr_w_rfonts_w_ascii_times_new_roman_w_hansi_times_new_roman_w_cs_times_new_roman_w_sz_w_val_24_w_szcs_w_val_24_w_lang_w_val_en_us_w_rpr_w_t_from_w_t_w_r_w_r_w_rsidr_001c7cfc_w_rsidrpr_001c7cfc_w_rpr_w_rfonts_w_ascii_times_new_roman_w_hansi_times_new_roman_w_cs_times_new_roman_w_sz_w_val_24_w_szcs_w_val_24_w_rpr_w_t_w_t_w_r_w_r_w_rsidr_007f39dc_w_rpr_w_rfonts_w_ascii_times_new_roman_w_hansi_times_new_roman_w_cs_times_new_roman_w_sz_w_val_24_w_szcs_w_val_24_w_lang_w_val_en_us_w_rpr_w_t_defendant_w_t_w_r_w_r_w_rsidr_007f39dc_w_rsidrpr_007f39dc_w_rpr_w_rfonts_w_ascii_times_new_roman_w_hansi_times_new_roman_w_cs_times_new_roman_w_sz_w_val_24_w_szcs_w_val_24_w_rpr_w_t_xml_space_preserve }}</w:t>
+        <w:t xml:space="preserve">{{ amount_of_recovery_from_defendant }}</w:t>
       </w:r>
       <w:r>
         <w:rPr>
@@ -616,15 +614,14 @@
           <w:szCs w:val="24"/>
         </w:rPr>
       </w:pPr>
-      <w:proofErr w:type="gramStart"/>
-      <w:r>
-        <w:rPr>
-          <w:rFonts w:ascii="Times New Roman" w:hAnsi="Times New Roman" w:cs="Times New Roman"/>
-          <w:sz w:val="24"/>
-          <w:szCs w:val="24"/>
-          <w:lang w:val="en-US"/>
-        </w:rPr>
-        <w:t>{{ plaintiff_w_t_w_r_w_prooferr_w_type_gramend_w_r_w_rpr_w_rfonts_w_ascii_times_new_roman_w_hansi_times_new_roman_w_cs_times_new_roman_w_sz_w_val_24_w_szcs_w_val_24_w_lang_w_val_en_us_w_rpr_w_t_xml_space_preserve }} </w:t>
+      <w:r>
+        <w:rPr>
+          <w:rFonts w:ascii="Times New Roman" w:hAnsi="Times New Roman" w:cs="Times New Roman"/>
+          <w:sz w:val="24"/>
+          <w:szCs w:val="24"/>
+          <w:lang w:val="en-US"/>
+        </w:rPr>
+        <w:t>{{ plaintiff }} </w:t>
       </w:r>
       <w:r>
         <w:rPr>
@@ -644,7 +641,7 @@
           <w:szCs w:val="24"/>
           <w:lang w:val="en-US"/>
         </w:rPr>
-        <w:t xml:space="preserve">{{ w_t_w_r_w_r_w_rsidr_00983aa2_w_rpr_w_rfonts_w_ascii_times_new_roman_w_hansi_times_new_roman_w_cs_times_new_roman_w_i_w_ics_w_sz_w_val_24_w_szcs_w_val_24_w_lang_w_val_en_us_w_rpr_w_t_signature_w_t_w_r_w_r_w_rsidrpr_007f39dc_w_rpr_w_rfonts_w_ascii_times_new_roman_w_hansi_times_new_roman_w_cs_times_new_roman_w_i_w_ics_w_sz_w_val_24_w_szcs_w_val_24_w_lang_w_val_en_us_w_rpr_w_t_xml_space_preserve }}</w:t>
+        <w:t xml:space="preserve">{{ signature }}</w:t>
       </w:r>
       <w:r>
         <w:rPr>
